--- a/documentation/Спецификация.docx
+++ b/documentation/Спецификация.docx
@@ -1535,19 +1535,7 @@
                 <w:bCs/>
                 <w:noProof/>
               </w:rPr>
-              <w:t>2.2 Классы и х</w:t>
-            </w:r>
-            <w:bookmarkStart w:id="0" w:name="_GoBack"/>
-            <w:bookmarkEnd w:id="0"/>
-            <w:r>
-              <w:rPr>
-                <w:rStyle w:val="a6"/>
-                <w:rFonts w:ascii="Times New Roman" w:hAnsi="Times New Roman" w:cs="Times New Roman"/>
-                <w:b/>
-                <w:bCs/>
-                <w:noProof/>
-              </w:rPr>
-              <w:t>арактеристики пользователей.</w:t>
+              <w:t>2.2 Классы и характеристики пользователей.</w:t>
             </w:r>
             <w:r>
               <w:rPr>
@@ -3705,8 +3693,8 @@
           <w:color w:val="000000" w:themeColor="text1"/>
         </w:rPr>
       </w:pPr>
-      <w:bookmarkStart w:id="1" w:name="_Toc215936394"/>
-      <w:bookmarkStart w:id="2" w:name="_Toc231210855"/>
+      <w:bookmarkStart w:id="0" w:name="_Toc215936394"/>
+      <w:bookmarkStart w:id="1" w:name="_Toc231210855"/>
       <w:r>
         <w:rPr>
           <w:rFonts w:ascii="Times New Roman" w:hAnsi="Times New Roman" w:cs="Times New Roman"/>
@@ -3717,53 +3705,53 @@
         <w:lastRenderedPageBreak/>
         <w:t>ВВЕДЕНИЕ</w:t>
       </w:r>
+      <w:bookmarkEnd w:id="0"/>
       <w:bookmarkEnd w:id="1"/>
+    </w:p>
+    <w:p>
+      <w:pPr>
+        <w:pStyle w:val="2"/>
+      </w:pPr>
+      <w:bookmarkStart w:id="2" w:name="_Toc215936395"/>
+      <w:bookmarkStart w:id="3" w:name="_Toc231210856"/>
+      <w:r>
+        <w:rPr>
+          <w:rStyle w:val="20"/>
+          <w:rFonts w:ascii="Times New Roman" w:hAnsi="Times New Roman" w:cs="Times New Roman"/>
+          <w:b/>
+          <w:bCs/>
+          <w:color w:val="000000" w:themeColor="text1"/>
+          <w:sz w:val="28"/>
+          <w:szCs w:val="28"/>
+        </w:rPr>
+        <w:t xml:space="preserve">1.1. </w:t>
+      </w:r>
+      <w:r>
+        <w:rPr>
+          <w:rStyle w:val="20"/>
+          <w:rFonts w:ascii="Times New Roman" w:hAnsi="Times New Roman" w:cs="Times New Roman"/>
+          <w:b/>
+          <w:bCs/>
+          <w:color w:val="000000" w:themeColor="text1"/>
+          <w:sz w:val="28"/>
+          <w:szCs w:val="28"/>
+        </w:rPr>
+        <w:t>Назначение</w:t>
+      </w:r>
+      <w:r>
+        <w:rPr>
+          <w:rStyle w:val="20"/>
+          <w:rFonts w:ascii="Times New Roman" w:hAnsi="Times New Roman" w:cs="Times New Roman"/>
+          <w:b/>
+          <w:bCs/>
+          <w:color w:val="000000" w:themeColor="text1"/>
+          <w:sz w:val="28"/>
+          <w:szCs w:val="28"/>
+        </w:rPr>
+        <w:t>.</w:t>
+      </w:r>
       <w:bookmarkEnd w:id="2"/>
-    </w:p>
-    <w:p>
-      <w:pPr>
-        <w:pStyle w:val="2"/>
-      </w:pPr>
-      <w:bookmarkStart w:id="3" w:name="_Toc215936395"/>
-      <w:bookmarkStart w:id="4" w:name="_Toc231210856"/>
-      <w:r>
-        <w:rPr>
-          <w:rStyle w:val="20"/>
-          <w:rFonts w:ascii="Times New Roman" w:hAnsi="Times New Roman" w:cs="Times New Roman"/>
-          <w:b/>
-          <w:bCs/>
-          <w:color w:val="000000" w:themeColor="text1"/>
-          <w:sz w:val="28"/>
-          <w:szCs w:val="28"/>
-        </w:rPr>
-        <w:t xml:space="preserve">1.1. </w:t>
-      </w:r>
-      <w:r>
-        <w:rPr>
-          <w:rStyle w:val="20"/>
-          <w:rFonts w:ascii="Times New Roman" w:hAnsi="Times New Roman" w:cs="Times New Roman"/>
-          <w:b/>
-          <w:bCs/>
-          <w:color w:val="000000" w:themeColor="text1"/>
-          <w:sz w:val="28"/>
-          <w:szCs w:val="28"/>
-        </w:rPr>
-        <w:t>Назначение</w:t>
-      </w:r>
-      <w:r>
-        <w:rPr>
-          <w:rStyle w:val="20"/>
-          <w:rFonts w:ascii="Times New Roman" w:hAnsi="Times New Roman" w:cs="Times New Roman"/>
-          <w:b/>
-          <w:bCs/>
-          <w:color w:val="000000" w:themeColor="text1"/>
-          <w:sz w:val="28"/>
-          <w:szCs w:val="28"/>
-        </w:rPr>
-        <w:t>.</w:t>
-      </w:r>
       <w:bookmarkEnd w:id="3"/>
-      <w:bookmarkEnd w:id="4"/>
     </w:p>
     <w:p>
       <w:pPr>
@@ -3988,8 +3976,8 @@
           <w:szCs w:val="28"/>
         </w:rPr>
       </w:pPr>
-      <w:bookmarkStart w:id="5" w:name="_Toc215936396"/>
-      <w:bookmarkStart w:id="6" w:name="_Toc231210857"/>
+      <w:bookmarkStart w:id="4" w:name="_Toc215936396"/>
+      <w:bookmarkStart w:id="5" w:name="_Toc231210857"/>
       <w:r>
         <w:rPr>
           <w:rFonts w:ascii="Times New Roman" w:hAnsi="Times New Roman" w:cs="Times New Roman"/>
@@ -4034,8 +4022,8 @@
         </w:rPr>
         <w:t>.</w:t>
       </w:r>
+      <w:bookmarkEnd w:id="4"/>
       <w:bookmarkEnd w:id="5"/>
-      <w:bookmarkEnd w:id="6"/>
     </w:p>
     <w:p>
       <w:pPr>
@@ -4051,7 +4039,7 @@
           <w:lang w:val="ru-RU"/>
         </w:rPr>
       </w:pPr>
-      <w:bookmarkStart w:id="7" w:name="_Toc215936397"/>
+      <w:bookmarkStart w:id="6" w:name="_Toc215936397"/>
       <w:r>
         <w:rPr>
           <w:sz w:val="28"/>
@@ -4254,7 +4242,7 @@
         </w:rPr>
         <w:t>.</w:t>
       </w:r>
-      <w:bookmarkEnd w:id="7"/>
+      <w:bookmarkEnd w:id="6"/>
     </w:p>
     <w:p>
       <w:pPr>
@@ -4566,26 +4554,6 @@
     </w:p>
     <w:p>
       <w:pPr>
-        <w:pStyle w:val="ds-markdown-paragraph"/>
-        <w:numPr>
-          <w:ilvl w:val="0"/>
-          <w:numId w:val="32"/>
-        </w:numPr>
-        <w:spacing w:before="0" w:beforeAutospacing="0" w:after="0" w:afterAutospacing="0" w:line="360" w:lineRule="auto"/>
-        <w:rPr>
-          <w:lang w:val="ru-RU"/>
-        </w:rPr>
-      </w:pPr>
-      <w:r>
-        <w:rPr>
-          <w:sz w:val="28"/>
-          <w:lang w:val="ru-RU"/>
-        </w:rPr>
-        <w:t>Настройка внешнего вида интерфейса.</w:t>
-      </w:r>
-    </w:p>
-    <w:p>
-      <w:pPr>
         <w:pStyle w:val="2"/>
         <w:spacing w:before="0" w:line="360" w:lineRule="auto"/>
         <w:rPr>
@@ -4597,8 +4565,10 @@
           <w:szCs w:val="28"/>
         </w:rPr>
       </w:pPr>
-      <w:bookmarkStart w:id="8" w:name="_Toc215936398"/>
-      <w:bookmarkStart w:id="9" w:name="_Toc231210858"/>
+      <w:bookmarkStart w:id="7" w:name="_Toc215936398"/>
+      <w:bookmarkStart w:id="8" w:name="_Toc231210858"/>
+      <w:bookmarkStart w:id="9" w:name="_GoBack"/>
+      <w:bookmarkEnd w:id="9"/>
       <w:r>
         <w:rPr>
           <w:rFonts w:ascii="Times New Roman" w:hAnsi="Times New Roman" w:cs="Times New Roman"/>
@@ -4621,8 +4591,8 @@
         </w:rPr>
         <w:t>.</w:t>
       </w:r>
+      <w:bookmarkEnd w:id="7"/>
       <w:bookmarkEnd w:id="8"/>
-      <w:bookmarkEnd w:id="9"/>
     </w:p>
     <w:p>
       <w:pPr>
@@ -4680,7 +4650,6 @@
           <w:szCs w:val="24"/>
           <w:lang w:eastAsia="ru-RU"/>
         </w:rPr>
-        <w:lastRenderedPageBreak/>
         <w:t>Диаграмма вариантов использования</w:t>
       </w:r>
       <w:r>
@@ -4715,6 +4684,7 @@
           <w:szCs w:val="24"/>
           <w:lang w:eastAsia="ru-RU"/>
         </w:rPr>
+        <w:lastRenderedPageBreak/>
         <w:t>Функциональные требования;</w:t>
       </w:r>
     </w:p>
@@ -14588,7 +14558,7 @@
           <w:rPr>
             <w:noProof/>
           </w:rPr>
-          <w:t>2</w:t>
+          <w:t>5</w:t>
         </w:r>
         <w:r>
           <w:fldChar w:fldCharType="end"/>
@@ -21609,7 +21579,7 @@
   <a:extraClrSchemeLst/>
   <a:extLst>
     <a:ext uri="{05A4C25C-085E-4340-85A3-A5531E510DB2}">
-      <thm15:themeFamily xmlns="" xmlns:thm15="http://schemas.microsoft.com/office/thememl/2012/main" name="Office Theme" id="{62F939B6-93AF-4DB8-9C6B-D6C7DFDC589F}" vid="{4A3C46E8-61CC-4603-A589-7422A47A8E4A}"/>
+      <thm15:themeFamily xmlns:thm15="http://schemas.microsoft.com/office/thememl/2012/main" xmlns="" name="Office Theme" id="{62F939B6-93AF-4DB8-9C6B-D6C7DFDC589F}" vid="{4A3C46E8-61CC-4603-A589-7422A47A8E4A}"/>
     </a:ext>
   </a:extLst>
 </a:theme>
@@ -21620,7 +21590,7 @@
 </file>
 
 <file path=customXml/itemProps1.xml><?xml version="1.0" encoding="utf-8"?>
-<ds:datastoreItem xmlns:ds="http://schemas.openxmlformats.org/officeDocument/2006/customXml" ds:itemID="{4A87A213-8BB6-459D-8199-B329EBFED095}">
+<ds:datastoreItem xmlns:ds="http://schemas.openxmlformats.org/officeDocument/2006/customXml" ds:itemID="{C08CE3C2-05A2-4487-9470-0A4D5FBA8920}">
   <ds:schemaRefs>
     <ds:schemaRef ds:uri="http://schemas.openxmlformats.org/officeDocument/2006/bibliography"/>
   </ds:schemaRefs>
